--- a/常見的AI應用/實戰範例/工程監造白板照片辨識/115.04.27前池第3單元頂版下層筋綁紮查驗_施工查驗照片紀錄.docx
+++ b/常見的AI應用/實戰範例/工程監造白板照片辨識/115.04.27前池第3單元頂版下層筋綁紮查驗_施工查驗照片紀錄.docx
@@ -5,29 +5,32 @@
     <w:p>
       <w:pPr>
         <w:pStyle w:val="Title"/>
+        <w:jc w:val="center"/>
         <w:spacing w:before="100" w:after="100" w:line="240" w:lineRule="auto"/>
-        <w:jc w:val="center"/>
       </w:pPr>
       <w:r>
         <w:rPr>
-          <w:rFonts w:ascii="Arial Unicode MS" w:hAnsi="Arial Unicode MS" w:eastAsia="Arial Unicode MS"/>
+          <w:rFonts w:ascii="Arial Unicode MS" w:hAnsi="Arial Unicode MS"/>
           <w:b/>
           <w:color w:val="000000"/>
           <w:sz w:val="44"/>
+          <w:rFonts w:ascii="Arial Unicode MS" w:hAnsi="Arial Unicode MS" w:eastAsia="Arial Unicode MS" w:cs="Arial Unicode MS"/>
         </w:rPr>
         <w:t>前池第三單元頂板下層筋綁紮施工查驗紀錄</w:t>
       </w:r>
     </w:p>
     <w:p>
       <w:pPr>
+        <w:jc w:val="center"/>
         <w:spacing w:before="0" w:after="260" w:line="240" w:lineRule="auto"/>
-        <w:jc w:val="center"/>
       </w:pPr>
       <w:r>
         <w:rPr>
-          <w:rFonts w:ascii="Arial Unicode MS" w:hAnsi="Arial Unicode MS" w:eastAsia="Arial Unicode MS"/>
+          <w:rFonts w:ascii="Arial Unicode MS" w:hAnsi="Arial Unicode MS"/>
+          <w:b w:val="0"/>
           <w:color w:val="66737A"/>
           <w:sz w:val="21"/>
+          <w:rFonts w:ascii="Arial Unicode MS" w:hAnsi="Arial Unicode MS" w:eastAsia="Arial Unicode MS" w:cs="Arial Unicode MS"/>
         </w:rPr>
         <w:t>工程施工查驗照片彙整</w:t>
       </w:r>
@@ -38,9 +41,11 @@
       </w:pPr>
       <w:r>
         <w:rPr>
-          <w:rFonts w:ascii="Arial Unicode MS" w:hAnsi="Arial Unicode MS" w:eastAsia="Arial Unicode MS"/>
+          <w:rFonts w:ascii="Arial Unicode MS" w:hAnsi="Arial Unicode MS"/>
+          <w:b w:val="0"/>
           <w:color w:val="000000"/>
           <w:sz w:val="21"/>
+          <w:rFonts w:ascii="Arial Unicode MS" w:hAnsi="Arial Unicode MS" w:eastAsia="Arial Unicode MS" w:cs="Arial Unicode MS"/>
         </w:rPr>
         <w:t>本文件彙整本次施工後鋼筋綁紮查驗資料與現場照片，供查驗紀錄及後續檢核使用。</w:t>
       </w:r>
@@ -48,15 +53,15 @@
     <w:p>
       <w:pPr>
         <w:pStyle w:val="Heading1"/>
-        <w:keepNext/>
         <w:spacing w:before="200" w:after="140" w:line="240" w:lineRule="auto"/>
       </w:pPr>
       <w:r>
         <w:rPr>
-          <w:rFonts w:ascii="Arial Unicode MS" w:hAnsi="Arial Unicode MS" w:eastAsia="Arial Unicode MS"/>
+          <w:rFonts w:ascii="Arial Unicode MS" w:hAnsi="Arial Unicode MS"/>
           <w:b/>
           <w:color w:val="000000"/>
           <w:sz w:val="30"/>
+          <w:rFonts w:ascii="Arial Unicode MS" w:hAnsi="Arial Unicode MS" w:eastAsia="Arial Unicode MS" w:cs="Arial Unicode MS"/>
         </w:rPr>
         <w:t>基本資料</w:t>
       </w:r>
@@ -65,9 +70,7 @@
       <w:tblPr>
         <w:tblW w:type="auto" w:w="0"/>
         <w:jc w:val="center"/>
-        <w:tblLayout w:type="fixed"/>
         <w:tblLook w:firstColumn="1" w:firstRow="1" w:lastColumn="0" w:lastRow="0" w:noHBand="0" w:noVBand="1" w:val="04A0"/>
-        <w:tblLayout w:type="fixed"/>
         <w:tblBorders>
           <w:top w:val="single" w:sz="6" w:space="0" w:color="D9D9D9"/>
           <w:left w:val="single" w:sz="6" w:space="0" w:color="D9D9D9"/>
@@ -78,34 +81,31 @@
         </w:tblBorders>
       </w:tblPr>
       <w:tblGrid>
-        <w:gridCol w:w="1872"/>
-        <w:gridCol w:w="8136"/>
+        <w:gridCol w:w="5083"/>
+        <w:gridCol w:w="5083"/>
       </w:tblGrid>
       <w:tr>
         <w:tc>
           <w:tcPr>
             <w:tcW w:type="dxa" w:w="1872"/>
-            <w:shd w:fill="274B5F"/>
             <w:tcMar>
               <w:top w:w="110" w:type="dxa"/>
-              <w:start w:w="130" w:type="dxa"/>
+              <w:left w:w="130" w:type="dxa"/>
               <w:bottom w:w="110" w:type="dxa"/>
-              <w:end w:w="130" w:type="dxa"/>
+              <w:right w:w="130" w:type="dxa"/>
             </w:tcMar>
             <w:vAlign w:val="center"/>
+            <w:shd w:fill="274B5F"/>
           </w:tcPr>
           <w:p>
-            <w:pPr>
-              <w:spacing w:before="0" w:after="0" w:line="271" w:lineRule="auto"/>
-              <w:jc w:val="left"/>
-            </w:pPr>
             <w:r/>
             <w:r>
               <w:rPr>
-                <w:rFonts w:ascii="Arial Unicode MS" w:hAnsi="Arial Unicode MS" w:eastAsia="Arial Unicode MS"/>
+                <w:rFonts w:ascii="Arial Unicode MS" w:hAnsi="Arial Unicode MS"/>
                 <w:b/>
                 <w:color w:val="FFFFFF"/>
                 <w:sz w:val="20"/>
+                <w:rFonts w:ascii="Arial Unicode MS" w:hAnsi="Arial Unicode MS" w:eastAsia="Arial Unicode MS" w:cs="Arial Unicode MS"/>
               </w:rPr>
               <w:t>工程名稱</w:t>
             </w:r>
@@ -114,27 +114,24 @@
         <w:tc>
           <w:tcPr>
             <w:tcW w:type="dxa" w:w="8136"/>
-            <w:shd w:fill="FFFFFF"/>
             <w:tcMar>
               <w:top w:w="110" w:type="dxa"/>
-              <w:start w:w="130" w:type="dxa"/>
+              <w:left w:w="130" w:type="dxa"/>
               <w:bottom w:w="110" w:type="dxa"/>
-              <w:end w:w="130" w:type="dxa"/>
+              <w:right w:w="130" w:type="dxa"/>
             </w:tcMar>
             <w:vAlign w:val="center"/>
+            <w:shd w:fill="FFFFFF"/>
           </w:tcPr>
           <w:p>
-            <w:pPr>
-              <w:spacing w:before="0" w:after="0" w:line="271" w:lineRule="auto"/>
-              <w:jc w:val="left"/>
-            </w:pPr>
             <w:r/>
             <w:r>
               <w:rPr>
-                <w:rFonts w:ascii="Arial Unicode MS" w:hAnsi="Arial Unicode MS" w:eastAsia="Arial Unicode MS"/>
+                <w:rFonts w:ascii="Arial Unicode MS" w:hAnsi="Arial Unicode MS"/>
                 <w:b w:val="0"/>
                 <w:color w:val="000000"/>
                 <w:sz w:val="20"/>
+                <w:rFonts w:ascii="Arial Unicode MS" w:hAnsi="Arial Unicode MS" w:eastAsia="Arial Unicode MS" w:cs="Arial Unicode MS"/>
               </w:rPr>
               <w:t>新北市塭仔圳塔寮坑溪南側低地排水設施新建工程</w:t>
             </w:r>
@@ -145,27 +142,24 @@
         <w:tc>
           <w:tcPr>
             <w:tcW w:type="dxa" w:w="1872"/>
-            <w:shd w:fill="274B5F"/>
             <w:tcMar>
               <w:top w:w="110" w:type="dxa"/>
-              <w:start w:w="130" w:type="dxa"/>
+              <w:left w:w="130" w:type="dxa"/>
               <w:bottom w:w="110" w:type="dxa"/>
-              <w:end w:w="130" w:type="dxa"/>
+              <w:right w:w="130" w:type="dxa"/>
             </w:tcMar>
             <w:vAlign w:val="center"/>
+            <w:shd w:fill="274B5F"/>
           </w:tcPr>
           <w:p>
-            <w:pPr>
-              <w:spacing w:before="0" w:after="0" w:line="271" w:lineRule="auto"/>
-              <w:jc w:val="left"/>
-            </w:pPr>
             <w:r/>
             <w:r>
               <w:rPr>
-                <w:rFonts w:ascii="Arial Unicode MS" w:hAnsi="Arial Unicode MS" w:eastAsia="Arial Unicode MS"/>
+                <w:rFonts w:ascii="Arial Unicode MS" w:hAnsi="Arial Unicode MS"/>
                 <w:b/>
                 <w:color w:val="FFFFFF"/>
                 <w:sz w:val="20"/>
+                <w:rFonts w:ascii="Arial Unicode MS" w:hAnsi="Arial Unicode MS" w:eastAsia="Arial Unicode MS" w:cs="Arial Unicode MS"/>
               </w:rPr>
               <w:t>日期</w:t>
             </w:r>
@@ -174,27 +168,24 @@
         <w:tc>
           <w:tcPr>
             <w:tcW w:type="dxa" w:w="8136"/>
-            <w:shd w:fill="F5F7F8"/>
             <w:tcMar>
               <w:top w:w="110" w:type="dxa"/>
-              <w:start w:w="130" w:type="dxa"/>
+              <w:left w:w="130" w:type="dxa"/>
               <w:bottom w:w="110" w:type="dxa"/>
-              <w:end w:w="130" w:type="dxa"/>
+              <w:right w:w="130" w:type="dxa"/>
             </w:tcMar>
             <w:vAlign w:val="center"/>
+            <w:shd w:fill="F5F7F8"/>
           </w:tcPr>
           <w:p>
-            <w:pPr>
-              <w:spacing w:before="0" w:after="0" w:line="271" w:lineRule="auto"/>
-              <w:jc w:val="left"/>
-            </w:pPr>
             <w:r/>
             <w:r>
               <w:rPr>
-                <w:rFonts w:ascii="Arial Unicode MS" w:hAnsi="Arial Unicode MS" w:eastAsia="Arial Unicode MS"/>
+                <w:rFonts w:ascii="Arial Unicode MS" w:hAnsi="Arial Unicode MS"/>
                 <w:b w:val="0"/>
                 <w:color w:val="000000"/>
                 <w:sz w:val="20"/>
+                <w:rFonts w:ascii="Arial Unicode MS" w:hAnsi="Arial Unicode MS" w:eastAsia="Arial Unicode MS" w:cs="Arial Unicode MS"/>
               </w:rPr>
               <w:t>115.4.27</w:t>
             </w:r>
@@ -205,15 +196,15 @@
     <w:p>
       <w:pPr>
         <w:pStyle w:val="Heading1"/>
-        <w:keepNext/>
         <w:spacing w:before="200" w:after="140" w:line="240" w:lineRule="auto"/>
       </w:pPr>
       <w:r>
         <w:rPr>
-          <w:rFonts w:ascii="Arial Unicode MS" w:hAnsi="Arial Unicode MS" w:eastAsia="Arial Unicode MS"/>
+          <w:rFonts w:ascii="Arial Unicode MS" w:hAnsi="Arial Unicode MS"/>
           <w:b/>
           <w:color w:val="000000"/>
           <w:sz w:val="30"/>
+          <w:rFonts w:ascii="Arial Unicode MS" w:hAnsi="Arial Unicode MS" w:eastAsia="Arial Unicode MS" w:cs="Arial Unicode MS"/>
         </w:rPr>
         <w:t>查驗資料</w:t>
       </w:r>
@@ -222,9 +213,7 @@
       <w:tblPr>
         <w:tblW w:type="auto" w:w="0"/>
         <w:jc w:val="center"/>
-        <w:tblLayout w:type="fixed"/>
         <w:tblLook w:firstColumn="1" w:firstRow="1" w:lastColumn="0" w:lastRow="0" w:noHBand="0" w:noVBand="1" w:val="04A0"/>
-        <w:tblLayout w:type="fixed"/>
         <w:tblBorders>
           <w:top w:val="single" w:sz="6" w:space="0" w:color="D9D9D9"/>
           <w:left w:val="single" w:sz="6" w:space="0" w:color="D9D9D9"/>
@@ -235,34 +224,31 @@
         </w:tblBorders>
       </w:tblPr>
       <w:tblGrid>
-        <w:gridCol w:w="1872"/>
-        <w:gridCol w:w="8136"/>
+        <w:gridCol w:w="5083"/>
+        <w:gridCol w:w="5083"/>
       </w:tblGrid>
       <w:tr>
         <w:tc>
           <w:tcPr>
             <w:tcW w:type="dxa" w:w="1872"/>
-            <w:shd w:fill="274B5F"/>
             <w:tcMar>
               <w:top w:w="110" w:type="dxa"/>
-              <w:start w:w="130" w:type="dxa"/>
+              <w:left w:w="130" w:type="dxa"/>
               <w:bottom w:w="110" w:type="dxa"/>
-              <w:end w:w="130" w:type="dxa"/>
+              <w:right w:w="130" w:type="dxa"/>
             </w:tcMar>
             <w:vAlign w:val="center"/>
+            <w:shd w:fill="274B5F"/>
           </w:tcPr>
           <w:p>
-            <w:pPr>
-              <w:spacing w:before="0" w:after="0" w:line="271" w:lineRule="auto"/>
-              <w:jc w:val="left"/>
-            </w:pPr>
             <w:r/>
             <w:r>
               <w:rPr>
-                <w:rFonts w:ascii="Arial Unicode MS" w:hAnsi="Arial Unicode MS" w:eastAsia="Arial Unicode MS"/>
+                <w:rFonts w:ascii="Arial Unicode MS" w:hAnsi="Arial Unicode MS"/>
                 <w:b/>
                 <w:color w:val="FFFFFF"/>
                 <w:sz w:val="20"/>
+                <w:rFonts w:ascii="Arial Unicode MS" w:hAnsi="Arial Unicode MS" w:eastAsia="Arial Unicode MS" w:cs="Arial Unicode MS"/>
               </w:rPr>
               <w:t>說明</w:t>
             </w:r>
@@ -271,27 +257,24 @@
         <w:tc>
           <w:tcPr>
             <w:tcW w:type="dxa" w:w="8136"/>
-            <w:shd w:fill="FFFFFF"/>
             <w:tcMar>
               <w:top w:w="110" w:type="dxa"/>
-              <w:start w:w="130" w:type="dxa"/>
+              <w:left w:w="130" w:type="dxa"/>
               <w:bottom w:w="110" w:type="dxa"/>
-              <w:end w:w="130" w:type="dxa"/>
+              <w:right w:w="130" w:type="dxa"/>
             </w:tcMar>
             <w:vAlign w:val="center"/>
+            <w:shd w:fill="FFFFFF"/>
           </w:tcPr>
           <w:p>
-            <w:pPr>
-              <w:spacing w:before="0" w:after="0" w:line="271" w:lineRule="auto"/>
-              <w:jc w:val="left"/>
-            </w:pPr>
             <w:r/>
             <w:r>
               <w:rPr>
-                <w:rFonts w:ascii="Arial Unicode MS" w:hAnsi="Arial Unicode MS" w:eastAsia="Arial Unicode MS"/>
+                <w:rFonts w:ascii="Arial Unicode MS" w:hAnsi="Arial Unicode MS"/>
                 <w:b w:val="0"/>
                 <w:color w:val="000000"/>
                 <w:sz w:val="20"/>
+                <w:rFonts w:ascii="Arial Unicode MS" w:hAnsi="Arial Unicode MS" w:eastAsia="Arial Unicode MS" w:cs="Arial Unicode MS"/>
               </w:rPr>
               <w:t>施工抽查驗；檢查階段為施工後</w:t>
             </w:r>
@@ -302,27 +285,24 @@
         <w:tc>
           <w:tcPr>
             <w:tcW w:type="dxa" w:w="1872"/>
-            <w:shd w:fill="274B5F"/>
             <w:tcMar>
               <w:top w:w="110" w:type="dxa"/>
-              <w:start w:w="130" w:type="dxa"/>
+              <w:left w:w="130" w:type="dxa"/>
               <w:bottom w:w="110" w:type="dxa"/>
-              <w:end w:w="130" w:type="dxa"/>
+              <w:right w:w="130" w:type="dxa"/>
             </w:tcMar>
             <w:vAlign w:val="center"/>
+            <w:shd w:fill="274B5F"/>
           </w:tcPr>
           <w:p>
-            <w:pPr>
-              <w:spacing w:before="0" w:after="0" w:line="271" w:lineRule="auto"/>
-              <w:jc w:val="left"/>
-            </w:pPr>
             <w:r/>
             <w:r>
               <w:rPr>
-                <w:rFonts w:ascii="Arial Unicode MS" w:hAnsi="Arial Unicode MS" w:eastAsia="Arial Unicode MS"/>
+                <w:rFonts w:ascii="Arial Unicode MS" w:hAnsi="Arial Unicode MS"/>
                 <w:b/>
                 <w:color w:val="FFFFFF"/>
                 <w:sz w:val="20"/>
+                <w:rFonts w:ascii="Arial Unicode MS" w:hAnsi="Arial Unicode MS" w:eastAsia="Arial Unicode MS" w:cs="Arial Unicode MS"/>
               </w:rPr>
               <w:t>查驗位置</w:t>
             </w:r>
@@ -331,42 +311,37 @@
         <w:tc>
           <w:tcPr>
             <w:tcW w:type="dxa" w:w="8136"/>
-            <w:shd w:fill="F5F7F8"/>
             <w:tcMar>
               <w:top w:w="110" w:type="dxa"/>
-              <w:start w:w="130" w:type="dxa"/>
+              <w:left w:w="130" w:type="dxa"/>
               <w:bottom w:w="110" w:type="dxa"/>
-              <w:end w:w="130" w:type="dxa"/>
+              <w:right w:w="130" w:type="dxa"/>
             </w:tcMar>
             <w:vAlign w:val="center"/>
+            <w:shd w:fill="F5F7F8"/>
           </w:tcPr>
           <w:p>
-            <w:pPr>
-              <w:spacing w:before="0" w:after="20" w:line="271" w:lineRule="auto"/>
-              <w:jc w:val="left"/>
-            </w:pPr>
             <w:r/>
             <w:r>
               <w:rPr>
-                <w:rFonts w:ascii="Arial Unicode MS" w:hAnsi="Arial Unicode MS" w:eastAsia="Arial Unicode MS"/>
+                <w:rFonts w:ascii="Arial Unicode MS" w:hAnsi="Arial Unicode MS"/>
                 <w:b w:val="0"/>
                 <w:color w:val="000000"/>
                 <w:sz w:val="20"/>
+                <w:rFonts w:ascii="Arial Unicode MS" w:hAnsi="Arial Unicode MS" w:eastAsia="Arial Unicode MS" w:cs="Arial Unicode MS"/>
               </w:rPr>
               <w:t>前池（第三單元）頂板（下層）</w:t>
             </w:r>
           </w:p>
           <w:p>
-            <w:pPr>
-              <w:spacing w:before="0" w:after="0" w:line="271" w:lineRule="auto"/>
-              <w:jc w:val="left"/>
-            </w:pPr>
+            <w:r/>
             <w:r>
               <w:rPr>
-                <w:rFonts w:ascii="Arial Unicode MS" w:hAnsi="Arial Unicode MS" w:eastAsia="Arial Unicode MS"/>
+                <w:rFonts w:ascii="Arial Unicode MS" w:hAnsi="Arial Unicode MS"/>
                 <w:b w:val="0"/>
                 <w:color w:val="000000"/>
                 <w:sz w:val="20"/>
+                <w:rFonts w:ascii="Arial Unicode MS" w:hAnsi="Arial Unicode MS" w:eastAsia="Arial Unicode MS" w:cs="Arial Unicode MS"/>
               </w:rPr>
               <w:t>位置標記：3-X3、3-X4、3-X5、3-Y3、3-Y6、3-Y7</w:t>
             </w:r>
@@ -377,27 +352,24 @@
         <w:tc>
           <w:tcPr>
             <w:tcW w:type="dxa" w:w="1872"/>
-            <w:shd w:fill="274B5F"/>
             <w:tcMar>
               <w:top w:w="110" w:type="dxa"/>
-              <w:start w:w="130" w:type="dxa"/>
+              <w:left w:w="130" w:type="dxa"/>
               <w:bottom w:w="110" w:type="dxa"/>
-              <w:end w:w="130" w:type="dxa"/>
+              <w:right w:w="130" w:type="dxa"/>
             </w:tcMar>
             <w:vAlign w:val="center"/>
+            <w:shd w:fill="274B5F"/>
           </w:tcPr>
           <w:p>
-            <w:pPr>
-              <w:spacing w:before="0" w:after="0" w:line="271" w:lineRule="auto"/>
-              <w:jc w:val="left"/>
-            </w:pPr>
             <w:r/>
             <w:r>
               <w:rPr>
-                <w:rFonts w:ascii="Arial Unicode MS" w:hAnsi="Arial Unicode MS" w:eastAsia="Arial Unicode MS"/>
+                <w:rFonts w:ascii="Arial Unicode MS" w:hAnsi="Arial Unicode MS"/>
                 <w:b/>
                 <w:color w:val="FFFFFF"/>
                 <w:sz w:val="20"/>
+                <w:rFonts w:ascii="Arial Unicode MS" w:hAnsi="Arial Unicode MS" w:eastAsia="Arial Unicode MS" w:cs="Arial Unicode MS"/>
               </w:rPr>
               <w:t>查驗項目</w:t>
             </w:r>
@@ -406,27 +378,24 @@
         <w:tc>
           <w:tcPr>
             <w:tcW w:type="dxa" w:w="8136"/>
-            <w:shd w:fill="FFFFFF"/>
             <w:tcMar>
               <w:top w:w="110" w:type="dxa"/>
-              <w:start w:w="130" w:type="dxa"/>
+              <w:left w:w="130" w:type="dxa"/>
               <w:bottom w:w="110" w:type="dxa"/>
-              <w:end w:w="130" w:type="dxa"/>
+              <w:right w:w="130" w:type="dxa"/>
             </w:tcMar>
             <w:vAlign w:val="center"/>
+            <w:shd w:fill="FFFFFF"/>
           </w:tcPr>
           <w:p>
-            <w:pPr>
-              <w:spacing w:before="0" w:after="0" w:line="271" w:lineRule="auto"/>
-              <w:jc w:val="left"/>
-            </w:pPr>
             <w:r/>
             <w:r>
               <w:rPr>
-                <w:rFonts w:ascii="Arial Unicode MS" w:hAnsi="Arial Unicode MS" w:eastAsia="Arial Unicode MS"/>
+                <w:rFonts w:ascii="Arial Unicode MS" w:hAnsi="Arial Unicode MS"/>
                 <w:b w:val="0"/>
                 <w:color w:val="000000"/>
                 <w:sz w:val="20"/>
+                <w:rFonts w:ascii="Arial Unicode MS" w:hAnsi="Arial Unicode MS" w:eastAsia="Arial Unicode MS" w:cs="Arial Unicode MS"/>
               </w:rPr>
               <w:t>鋼筋綁紮：長向、短向、間距、搭接及保護層</w:t>
             </w:r>
@@ -437,27 +406,24 @@
         <w:tc>
           <w:tcPr>
             <w:tcW w:type="dxa" w:w="1872"/>
-            <w:shd w:fill="274B5F"/>
             <w:tcMar>
               <w:top w:w="110" w:type="dxa"/>
-              <w:start w:w="130" w:type="dxa"/>
+              <w:left w:w="130" w:type="dxa"/>
               <w:bottom w:w="110" w:type="dxa"/>
-              <w:end w:w="130" w:type="dxa"/>
+              <w:right w:w="130" w:type="dxa"/>
             </w:tcMar>
             <w:vAlign w:val="center"/>
+            <w:shd w:fill="274B5F"/>
           </w:tcPr>
           <w:p>
-            <w:pPr>
-              <w:spacing w:before="0" w:after="0" w:line="271" w:lineRule="auto"/>
-              <w:jc w:val="left"/>
-            </w:pPr>
             <w:r/>
             <w:r>
               <w:rPr>
-                <w:rFonts w:ascii="Arial Unicode MS" w:hAnsi="Arial Unicode MS" w:eastAsia="Arial Unicode MS"/>
+                <w:rFonts w:ascii="Arial Unicode MS" w:hAnsi="Arial Unicode MS"/>
                 <w:b/>
                 <w:color w:val="FFFFFF"/>
                 <w:sz w:val="20"/>
+                <w:rFonts w:ascii="Arial Unicode MS" w:hAnsi="Arial Unicode MS" w:eastAsia="Arial Unicode MS" w:cs="Arial Unicode MS"/>
               </w:rPr>
               <w:t>設計值</w:t>
             </w:r>
@@ -466,42 +432,37 @@
         <w:tc>
           <w:tcPr>
             <w:tcW w:type="dxa" w:w="8136"/>
-            <w:shd w:fill="F5F7F8"/>
             <w:tcMar>
               <w:top w:w="110" w:type="dxa"/>
-              <w:start w:w="130" w:type="dxa"/>
+              <w:left w:w="130" w:type="dxa"/>
               <w:bottom w:w="110" w:type="dxa"/>
-              <w:end w:w="130" w:type="dxa"/>
+              <w:right w:w="130" w:type="dxa"/>
             </w:tcMar>
             <w:vAlign w:val="center"/>
+            <w:shd w:fill="F5F7F8"/>
           </w:tcPr>
           <w:p>
-            <w:pPr>
-              <w:spacing w:before="0" w:after="20" w:line="271" w:lineRule="auto"/>
-              <w:jc w:val="left"/>
-            </w:pPr>
             <w:r/>
             <w:r>
               <w:rPr>
-                <w:rFonts w:ascii="Arial Unicode MS" w:hAnsi="Arial Unicode MS" w:eastAsia="Arial Unicode MS"/>
+                <w:rFonts w:ascii="Arial Unicode MS" w:hAnsi="Arial Unicode MS"/>
                 <w:b w:val="0"/>
                 <w:color w:val="000000"/>
                 <w:sz w:val="20"/>
+                <w:rFonts w:ascii="Arial Unicode MS" w:hAnsi="Arial Unicode MS" w:eastAsia="Arial Unicode MS" w:cs="Arial Unicode MS"/>
               </w:rPr>
               <w:t>長向：#6　　短向：#6</w:t>
             </w:r>
           </w:p>
           <w:p>
-            <w:pPr>
-              <w:spacing w:before="0" w:after="0" w:line="271" w:lineRule="auto"/>
-              <w:jc w:val="left"/>
-            </w:pPr>
+            <w:r/>
             <w:r>
               <w:rPr>
-                <w:rFonts w:ascii="Arial Unicode MS" w:hAnsi="Arial Unicode MS" w:eastAsia="Arial Unicode MS"/>
+                <w:rFonts w:ascii="Arial Unicode MS" w:hAnsi="Arial Unicode MS"/>
                 <w:b w:val="0"/>
                 <w:color w:val="000000"/>
                 <w:sz w:val="20"/>
+                <w:rFonts w:ascii="Arial Unicode MS" w:hAnsi="Arial Unicode MS" w:eastAsia="Arial Unicode MS" w:cs="Arial Unicode MS"/>
               </w:rPr>
               <w:t>間距：15 cm　　搭接：108 cm</w:t>
             </w:r>
@@ -512,27 +473,24 @@
         <w:tc>
           <w:tcPr>
             <w:tcW w:type="dxa" w:w="1872"/>
-            <w:shd w:fill="274B5F"/>
             <w:tcMar>
               <w:top w:w="110" w:type="dxa"/>
-              <w:start w:w="130" w:type="dxa"/>
+              <w:left w:w="130" w:type="dxa"/>
               <w:bottom w:w="110" w:type="dxa"/>
-              <w:end w:w="130" w:type="dxa"/>
+              <w:right w:w="130" w:type="dxa"/>
             </w:tcMar>
             <w:vAlign w:val="center"/>
+            <w:shd w:fill="274B5F"/>
           </w:tcPr>
           <w:p>
-            <w:pPr>
-              <w:spacing w:before="0" w:after="0" w:line="271" w:lineRule="auto"/>
-              <w:jc w:val="left"/>
-            </w:pPr>
             <w:r/>
             <w:r>
               <w:rPr>
-                <w:rFonts w:ascii="Arial Unicode MS" w:hAnsi="Arial Unicode MS" w:eastAsia="Arial Unicode MS"/>
+                <w:rFonts w:ascii="Arial Unicode MS" w:hAnsi="Arial Unicode MS"/>
                 <w:b/>
                 <w:color w:val="FFFFFF"/>
                 <w:sz w:val="20"/>
+                <w:rFonts w:ascii="Arial Unicode MS" w:hAnsi="Arial Unicode MS" w:eastAsia="Arial Unicode MS" w:cs="Arial Unicode MS"/>
               </w:rPr>
               <w:t>抽查值</w:t>
             </w:r>
@@ -541,57 +499,50 @@
         <w:tc>
           <w:tcPr>
             <w:tcW w:type="dxa" w:w="8136"/>
-            <w:shd w:fill="FFFFFF"/>
             <w:tcMar>
               <w:top w:w="110" w:type="dxa"/>
-              <w:start w:w="130" w:type="dxa"/>
+              <w:left w:w="130" w:type="dxa"/>
               <w:bottom w:w="110" w:type="dxa"/>
-              <w:end w:w="130" w:type="dxa"/>
+              <w:right w:w="130" w:type="dxa"/>
             </w:tcMar>
             <w:vAlign w:val="center"/>
+            <w:shd w:fill="FFFFFF"/>
           </w:tcPr>
           <w:p>
-            <w:pPr>
-              <w:spacing w:before="0" w:after="20" w:line="271" w:lineRule="auto"/>
-              <w:jc w:val="left"/>
-            </w:pPr>
             <w:r/>
             <w:r>
               <w:rPr>
-                <w:rFonts w:ascii="Arial Unicode MS" w:hAnsi="Arial Unicode MS" w:eastAsia="Arial Unicode MS"/>
+                <w:rFonts w:ascii="Arial Unicode MS" w:hAnsi="Arial Unicode MS"/>
                 <w:b w:val="0"/>
                 <w:color w:val="000000"/>
                 <w:sz w:val="20"/>
+                <w:rFonts w:ascii="Arial Unicode MS" w:hAnsi="Arial Unicode MS" w:eastAsia="Arial Unicode MS" w:cs="Arial Unicode MS"/>
               </w:rPr>
               <w:t>長向：#6　　短向：#6</w:t>
             </w:r>
           </w:p>
           <w:p>
-            <w:pPr>
-              <w:spacing w:before="0" w:after="20" w:line="271" w:lineRule="auto"/>
-              <w:jc w:val="left"/>
-            </w:pPr>
+            <w:r/>
             <w:r>
               <w:rPr>
-                <w:rFonts w:ascii="Arial Unicode MS" w:hAnsi="Arial Unicode MS" w:eastAsia="Arial Unicode MS"/>
+                <w:rFonts w:ascii="Arial Unicode MS" w:hAnsi="Arial Unicode MS"/>
                 <w:b w:val="0"/>
                 <w:color w:val="000000"/>
                 <w:sz w:val="20"/>
+                <w:rFonts w:ascii="Arial Unicode MS" w:hAnsi="Arial Unicode MS" w:eastAsia="Arial Unicode MS" w:cs="Arial Unicode MS"/>
               </w:rPr>
               <w:t>間距量測：89 cm ÷ 6＝14.8 cm、88 cm ÷ 6＝14.6 cm、90 cm ÷ 6＝15 cm</w:t>
             </w:r>
           </w:p>
           <w:p>
-            <w:pPr>
-              <w:spacing w:before="0" w:after="0" w:line="271" w:lineRule="auto"/>
-              <w:jc w:val="left"/>
-            </w:pPr>
+            <w:r/>
             <w:r>
               <w:rPr>
-                <w:rFonts w:ascii="Arial Unicode MS" w:hAnsi="Arial Unicode MS" w:eastAsia="Arial Unicode MS"/>
+                <w:rFonts w:ascii="Arial Unicode MS" w:hAnsi="Arial Unicode MS"/>
                 <w:b w:val="0"/>
                 <w:color w:val="000000"/>
                 <w:sz w:val="20"/>
+                <w:rFonts w:ascii="Arial Unicode MS" w:hAnsi="Arial Unicode MS" w:eastAsia="Arial Unicode MS" w:cs="Arial Unicode MS"/>
               </w:rPr>
               <w:t>保護層：8 cm</w:t>
             </w:r>
@@ -602,27 +553,24 @@
         <w:tc>
           <w:tcPr>
             <w:tcW w:type="dxa" w:w="1872"/>
-            <w:shd w:fill="274B5F"/>
             <w:tcMar>
               <w:top w:w="110" w:type="dxa"/>
-              <w:start w:w="130" w:type="dxa"/>
+              <w:left w:w="130" w:type="dxa"/>
               <w:bottom w:w="110" w:type="dxa"/>
-              <w:end w:w="130" w:type="dxa"/>
+              <w:right w:w="130" w:type="dxa"/>
             </w:tcMar>
             <w:vAlign w:val="center"/>
+            <w:shd w:fill="274B5F"/>
           </w:tcPr>
           <w:p>
-            <w:pPr>
-              <w:spacing w:before="0" w:after="0" w:line="271" w:lineRule="auto"/>
-              <w:jc w:val="left"/>
-            </w:pPr>
             <w:r/>
             <w:r>
               <w:rPr>
-                <w:rFonts w:ascii="Arial Unicode MS" w:hAnsi="Arial Unicode MS" w:eastAsia="Arial Unicode MS"/>
+                <w:rFonts w:ascii="Arial Unicode MS" w:hAnsi="Arial Unicode MS"/>
                 <w:b/>
                 <w:color w:val="FFFFFF"/>
                 <w:sz w:val="20"/>
+                <w:rFonts w:ascii="Arial Unicode MS" w:hAnsi="Arial Unicode MS" w:eastAsia="Arial Unicode MS" w:cs="Arial Unicode MS"/>
               </w:rPr>
               <w:t>查驗日期</w:t>
             </w:r>
@@ -631,27 +579,24 @@
         <w:tc>
           <w:tcPr>
             <w:tcW w:type="dxa" w:w="8136"/>
-            <w:shd w:fill="F5F7F8"/>
             <w:tcMar>
               <w:top w:w="110" w:type="dxa"/>
-              <w:start w:w="130" w:type="dxa"/>
+              <w:left w:w="130" w:type="dxa"/>
               <w:bottom w:w="110" w:type="dxa"/>
-              <w:end w:w="130" w:type="dxa"/>
+              <w:right w:w="130" w:type="dxa"/>
             </w:tcMar>
             <w:vAlign w:val="center"/>
+            <w:shd w:fill="F5F7F8"/>
           </w:tcPr>
           <w:p>
-            <w:pPr>
-              <w:spacing w:before="0" w:after="0" w:line="271" w:lineRule="auto"/>
-              <w:jc w:val="left"/>
-            </w:pPr>
             <w:r/>
             <w:r>
               <w:rPr>
-                <w:rFonts w:ascii="Arial Unicode MS" w:hAnsi="Arial Unicode MS" w:eastAsia="Arial Unicode MS"/>
+                <w:rFonts w:ascii="Arial Unicode MS" w:hAnsi="Arial Unicode MS"/>
                 <w:b w:val="0"/>
                 <w:color w:val="000000"/>
                 <w:sz w:val="20"/>
+                <w:rFonts w:ascii="Arial Unicode MS" w:hAnsi="Arial Unicode MS" w:eastAsia="Arial Unicode MS" w:cs="Arial Unicode MS"/>
               </w:rPr>
               <w:t>115.4.27</w:t>
             </w:r>
@@ -665,58 +610,57 @@
       </w:pPr>
       <w:r>
         <w:rPr>
-          <w:rFonts w:ascii="Arial Unicode MS" w:hAnsi="Arial Unicode MS" w:eastAsia="Arial Unicode MS"/>
+          <w:rFonts w:ascii="Arial Unicode MS" w:hAnsi="Arial Unicode MS"/>
+          <w:b w:val="0"/>
           <w:color w:val="66737A"/>
           <w:sz w:val="18"/>
+          <w:rFonts w:ascii="Arial Unicode MS" w:hAnsi="Arial Unicode MS" w:eastAsia="Arial Unicode MS" w:cs="Arial Unicode MS"/>
         </w:rPr>
         <w:t>對應照片共 3 張，均屬同一次施工查驗。</w:t>
       </w:r>
     </w:p>
-    <w:p>
-      <w:r>
-        <w:br w:type="page"/>
-      </w:r>
-    </w:p>
+    <w:p/>
     <w:p>
       <w:pPr>
         <w:pStyle w:val="Heading1"/>
-        <w:keepNext/>
         <w:spacing w:before="0" w:after="80" w:line="240" w:lineRule="auto"/>
       </w:pPr>
       <w:r>
         <w:rPr>
-          <w:rFonts w:ascii="Arial Unicode MS" w:hAnsi="Arial Unicode MS" w:eastAsia="Arial Unicode MS"/>
+          <w:rFonts w:ascii="Arial Unicode MS" w:hAnsi="Arial Unicode MS"/>
           <w:b/>
           <w:color w:val="000000"/>
           <w:sz w:val="30"/>
+          <w:rFonts w:ascii="Arial Unicode MS" w:hAnsi="Arial Unicode MS" w:eastAsia="Arial Unicode MS" w:cs="Arial Unicode MS"/>
         </w:rPr>
         <w:t>現場照片 1</w:t>
       </w:r>
     </w:p>
     <w:p>
       <w:pPr>
-        <w:keepNext/>
         <w:spacing w:before="0" w:after="160" w:line="240" w:lineRule="auto"/>
       </w:pPr>
       <w:r>
         <w:rPr>
-          <w:rFonts w:ascii="Arial Unicode MS" w:hAnsi="Arial Unicode MS" w:eastAsia="Arial Unicode MS"/>
+          <w:rFonts w:ascii="Arial Unicode MS" w:hAnsi="Arial Unicode MS"/>
+          <w:b w:val="0"/>
           <w:color w:val="66737A"/>
           <w:sz w:val="19"/>
+          <w:rFonts w:ascii="Arial Unicode MS" w:hAnsi="Arial Unicode MS" w:eastAsia="Arial Unicode MS" w:cs="Arial Unicode MS"/>
         </w:rPr>
         <w:t>查驗日期  115.4.27　｜　前池（第三單元）頂板（下層）</w:t>
       </w:r>
     </w:p>
     <w:p>
       <w:pPr>
+        <w:jc w:val="center"/>
         <w:spacing w:before="0" w:after="140" w:line="240" w:lineRule="auto"/>
-        <w:jc w:val="center"/>
       </w:pPr>
       <w:r>
         <w:drawing>
           <wp:inline xmlns:a="http://schemas.openxmlformats.org/drawingml/2006/main" xmlns:pic="http://schemas.openxmlformats.org/drawingml/2006/picture">
-            <wp:extent cx="6126480" cy="4597452"/>
-            <wp:docPr id="1" name="現場照片 1" descr="LINE_ALBUM_427前池三頂板下層筋綁紮查驗_260427_1.jpg"/>
+            <wp:extent cx="6126480" cy="4597400"/>
+            <wp:docPr id="1" name="Picture 1"/>
             <wp:cNvGraphicFramePr>
               <a:graphicFrameLocks noChangeAspect="1"/>
             </wp:cNvGraphicFramePr>
@@ -728,7 +672,7 @@
                     <pic:cNvPicPr/>
                   </pic:nvPicPr>
                   <pic:blipFill>
-                    <a:blip r:embed="rId10"/>
+                    <a:blip r:embed="rId9"/>
                     <a:stretch>
                       <a:fillRect/>
                     </a:stretch>
@@ -736,7 +680,7 @@
                   <pic:spPr>
                     <a:xfrm>
                       <a:off x="0" y="0"/>
-                      <a:ext cx="6126480" cy="4597452"/>
+                      <a:ext cx="6126480" cy="4597400"/>
                     </a:xfrm>
                     <a:prstGeom prst="rect"/>
                   </pic:spPr>
@@ -749,63 +693,62 @@
     </w:p>
     <w:p>
       <w:pPr>
+        <w:jc w:val="center"/>
         <w:spacing w:before="0" w:after="0" w:line="252" w:lineRule="auto"/>
-        <w:jc w:val="center"/>
       </w:pPr>
       <w:r>
         <w:rPr>
-          <w:rFonts w:ascii="Arial Unicode MS" w:hAnsi="Arial Unicode MS" w:eastAsia="Arial Unicode MS"/>
+          <w:rFonts w:ascii="Arial Unicode MS" w:hAnsi="Arial Unicode MS"/>
+          <w:b w:val="0"/>
           <w:color w:val="66737A"/>
           <w:sz w:val="17"/>
+          <w:rFonts w:ascii="Arial Unicode MS" w:hAnsi="Arial Unicode MS" w:eastAsia="Arial Unicode MS" w:cs="Arial Unicode MS"/>
         </w:rPr>
         <w:t>LINE_ALBUM_427前池三頂板下層筋綁紮查驗_260427_1.jpg</w:t>
       </w:r>
     </w:p>
-    <w:p>
-      <w:r>
-        <w:br w:type="page"/>
-      </w:r>
-    </w:p>
+    <w:p/>
     <w:p>
       <w:pPr>
         <w:pStyle w:val="Heading1"/>
-        <w:keepNext/>
         <w:spacing w:before="0" w:after="80" w:line="240" w:lineRule="auto"/>
       </w:pPr>
       <w:r>
         <w:rPr>
-          <w:rFonts w:ascii="Arial Unicode MS" w:hAnsi="Arial Unicode MS" w:eastAsia="Arial Unicode MS"/>
+          <w:rFonts w:ascii="Arial Unicode MS" w:hAnsi="Arial Unicode MS"/>
           <w:b/>
           <w:color w:val="000000"/>
           <w:sz w:val="30"/>
+          <w:rFonts w:ascii="Arial Unicode MS" w:hAnsi="Arial Unicode MS" w:eastAsia="Arial Unicode MS" w:cs="Arial Unicode MS"/>
         </w:rPr>
         <w:t>現場照片 2</w:t>
       </w:r>
     </w:p>
     <w:p>
       <w:pPr>
-        <w:keepNext/>
         <w:spacing w:before="0" w:after="160" w:line="240" w:lineRule="auto"/>
       </w:pPr>
       <w:r>
         <w:rPr>
-          <w:rFonts w:ascii="Arial Unicode MS" w:hAnsi="Arial Unicode MS" w:eastAsia="Arial Unicode MS"/>
+          <w:rFonts w:ascii="Arial Unicode MS" w:hAnsi="Arial Unicode MS"/>
+          <w:b w:val="0"/>
           <w:color w:val="66737A"/>
           <w:sz w:val="19"/>
+          <w:rFonts w:ascii="Arial Unicode MS" w:hAnsi="Arial Unicode MS" w:eastAsia="Arial Unicode MS" w:cs="Arial Unicode MS"/>
         </w:rPr>
         <w:t>查驗日期  115.4.27　｜　前池（第三單元）頂板（下層）</w:t>
       </w:r>
     </w:p>
     <w:p>
       <w:pPr>
+        <w:jc w:val="center"/>
         <w:spacing w:before="0" w:after="140" w:line="240" w:lineRule="auto"/>
-        <w:jc w:val="center"/>
       </w:pPr>
       <w:r>
         <w:drawing>
           <wp:inline xmlns:a="http://schemas.openxmlformats.org/drawingml/2006/main" xmlns:pic="http://schemas.openxmlformats.org/drawingml/2006/picture">
-            <wp:extent cx="6126480" cy="4597452"/>
-            <wp:docPr id="2" name="現場照片 2" descr="LINE_ALBUM_427前池三頂板下層筋綁紮查驗_260427_9.jpg"/>
+            <wp:extent cx="6126480" cy="4597400"/>
+            <wp:docPr id="2" name="Picture 2"/>
             <wp:cNvGraphicFramePr>
               <a:graphicFrameLocks noChangeAspect="1"/>
             </wp:cNvGraphicFramePr>
@@ -817,7 +760,7 @@
                     <pic:cNvPicPr/>
                   </pic:nvPicPr>
                   <pic:blipFill>
-                    <a:blip r:embed="rId11"/>
+                    <a:blip r:embed="rId10"/>
                     <a:stretch>
                       <a:fillRect/>
                     </a:stretch>
@@ -825,7 +768,7 @@
                   <pic:spPr>
                     <a:xfrm>
                       <a:off x="0" y="0"/>
-                      <a:ext cx="6126480" cy="4597452"/>
+                      <a:ext cx="6126480" cy="4597400"/>
                     </a:xfrm>
                     <a:prstGeom prst="rect"/>
                   </pic:spPr>
@@ -838,63 +781,62 @@
     </w:p>
     <w:p>
       <w:pPr>
+        <w:jc w:val="center"/>
         <w:spacing w:before="0" w:after="0" w:line="252" w:lineRule="auto"/>
-        <w:jc w:val="center"/>
       </w:pPr>
       <w:r>
         <w:rPr>
-          <w:rFonts w:ascii="Arial Unicode MS" w:hAnsi="Arial Unicode MS" w:eastAsia="Arial Unicode MS"/>
+          <w:rFonts w:ascii="Arial Unicode MS" w:hAnsi="Arial Unicode MS"/>
+          <w:b w:val="0"/>
           <w:color w:val="66737A"/>
           <w:sz w:val="17"/>
+          <w:rFonts w:ascii="Arial Unicode MS" w:hAnsi="Arial Unicode MS" w:eastAsia="Arial Unicode MS" w:cs="Arial Unicode MS"/>
         </w:rPr>
         <w:t>LINE_ALBUM_427前池三頂板下層筋綁紮查驗_260427_9.jpg</w:t>
       </w:r>
     </w:p>
-    <w:p>
-      <w:r>
-        <w:br w:type="page"/>
-      </w:r>
-    </w:p>
+    <w:p/>
     <w:p>
       <w:pPr>
         <w:pStyle w:val="Heading1"/>
-        <w:keepNext/>
         <w:spacing w:before="0" w:after="80" w:line="240" w:lineRule="auto"/>
       </w:pPr>
       <w:r>
         <w:rPr>
-          <w:rFonts w:ascii="Arial Unicode MS" w:hAnsi="Arial Unicode MS" w:eastAsia="Arial Unicode MS"/>
+          <w:rFonts w:ascii="Arial Unicode MS" w:hAnsi="Arial Unicode MS"/>
           <w:b/>
           <w:color w:val="000000"/>
           <w:sz w:val="30"/>
+          <w:rFonts w:ascii="Arial Unicode MS" w:hAnsi="Arial Unicode MS" w:eastAsia="Arial Unicode MS" w:cs="Arial Unicode MS"/>
         </w:rPr>
         <w:t>現場照片 3</w:t>
       </w:r>
     </w:p>
     <w:p>
       <w:pPr>
-        <w:keepNext/>
         <w:spacing w:before="0" w:after="160" w:line="240" w:lineRule="auto"/>
       </w:pPr>
       <w:r>
         <w:rPr>
-          <w:rFonts w:ascii="Arial Unicode MS" w:hAnsi="Arial Unicode MS" w:eastAsia="Arial Unicode MS"/>
+          <w:rFonts w:ascii="Arial Unicode MS" w:hAnsi="Arial Unicode MS"/>
+          <w:b w:val="0"/>
           <w:color w:val="66737A"/>
           <w:sz w:val="19"/>
+          <w:rFonts w:ascii="Arial Unicode MS" w:hAnsi="Arial Unicode MS" w:eastAsia="Arial Unicode MS" w:cs="Arial Unicode MS"/>
         </w:rPr>
         <w:t>查驗日期  115.4.27　｜　前池（第三單元）頂板（下層）</w:t>
       </w:r>
     </w:p>
     <w:p>
       <w:pPr>
+        <w:jc w:val="center"/>
         <w:spacing w:before="0" w:after="140" w:line="240" w:lineRule="auto"/>
-        <w:jc w:val="center"/>
       </w:pPr>
       <w:r>
         <w:drawing>
           <wp:inline xmlns:a="http://schemas.openxmlformats.org/drawingml/2006/main" xmlns:pic="http://schemas.openxmlformats.org/drawingml/2006/picture">
-            <wp:extent cx="6126480" cy="4597452"/>
-            <wp:docPr id="3" name="現場照片 3" descr="LINE_ALBUM_427前池三頂板下層筋綁紮查驗_260427_15.jpg"/>
+            <wp:extent cx="6126480" cy="4597400"/>
+            <wp:docPr id="3" name="Picture 3"/>
             <wp:cNvGraphicFramePr>
               <a:graphicFrameLocks noChangeAspect="1"/>
             </wp:cNvGraphicFramePr>
@@ -906,7 +848,7 @@
                     <pic:cNvPicPr/>
                   </pic:nvPicPr>
                   <pic:blipFill>
-                    <a:blip r:embed="rId12"/>
+                    <a:blip r:embed="rId11"/>
                     <a:stretch>
                       <a:fillRect/>
                     </a:stretch>
@@ -914,7 +856,7 @@
                   <pic:spPr>
                     <a:xfrm>
                       <a:off x="0" y="0"/>
-                      <a:ext cx="6126480" cy="4597452"/>
+                      <a:ext cx="6126480" cy="4597400"/>
                     </a:xfrm>
                     <a:prstGeom prst="rect"/>
                   </pic:spPr>
@@ -927,20 +869,22 @@
     </w:p>
     <w:p>
       <w:pPr>
+        <w:jc w:val="center"/>
         <w:spacing w:before="0" w:after="0" w:line="252" w:lineRule="auto"/>
-        <w:jc w:val="center"/>
       </w:pPr>
       <w:r>
         <w:rPr>
-          <w:rFonts w:ascii="Arial Unicode MS" w:hAnsi="Arial Unicode MS" w:eastAsia="Arial Unicode MS"/>
+          <w:rFonts w:ascii="Arial Unicode MS" w:hAnsi="Arial Unicode MS"/>
+          <w:b w:val="0"/>
           <w:color w:val="66737A"/>
           <w:sz w:val="17"/>
+          <w:rFonts w:ascii="Arial Unicode MS" w:hAnsi="Arial Unicode MS" w:eastAsia="Arial Unicode MS" w:cs="Arial Unicode MS"/>
         </w:rPr>
         <w:t>LINE_ALBUM_427前池三頂板下層筋綁紮查驗_260427_15.jpg</w:t>
       </w:r>
     </w:p>
+    <w:p/>
     <w:sectPr>
-      <w:footerReference w:type="default" r:id="rId9"/>
       <w:pgSz w:w="12240" w:h="15840"/>
       <w:pgMar w:top="979" w:right="1037" w:bottom="893" w:left="1037" w:header="720" w:footer="720" w:gutter="0"/>
       <w:cols w:space="720"/>
@@ -948,38 +892,6 @@
     </w:sectPr>
   </w:body>
 </w:document>
-</file>
-
-<file path=word/footer1.xml><?xml version="1.0" encoding="utf-8"?>
-<w:ftr xmlns:m="http://schemas.openxmlformats.org/officeDocument/2006/math" xmlns:mc="http://schemas.openxmlformats.org/markup-compatibility/2006" xmlns:mo="http://schemas.microsoft.com/office/mac/office/2008/main" xmlns:mv="urn:schemas-microsoft-com:mac:vml" xmlns:o="urn:schemas-microsoft-com:office:office" xmlns:r="http://schemas.openxmlformats.org/officeDocument/2006/relationships" xmlns:v="urn:schemas-microsoft-com:vml" xmlns:w10="urn:schemas-microsoft-com:office:word" xmlns:w14="http://schemas.microsoft.com/office/word/2010/wordml" xmlns:w="http://schemas.openxmlformats.org/wordprocessingml/2006/main" xmlns:wne="http://schemas.microsoft.com/office/word/2006/wordml" xmlns:wp14="http://schemas.microsoft.com/office/word/2010/wordprocessingDrawing" xmlns:wp="http://schemas.openxmlformats.org/drawingml/2006/wordprocessingDrawing" xmlns:wpc="http://schemas.microsoft.com/office/word/2010/wordprocessingCanvas" xmlns:wpg="http://schemas.microsoft.com/office/word/2010/wordprocessingGroup" xmlns:wpi="http://schemas.microsoft.com/office/word/2010/wordprocessingInk" xmlns:wps="http://schemas.microsoft.com/office/word/2010/wordprocessingShape" mc:Ignorable="w14 wp14">
-  <w:p>
-    <w:pPr>
-      <w:pStyle w:val="Footer"/>
-      <w:spacing w:before="0" w:after="0" w:line="240" w:lineRule="auto"/>
-      <w:jc w:val="center"/>
-    </w:pPr>
-    <w:r/>
-    <w:r>
-      <w:rPr>
-        <w:rFonts w:ascii="Arial Unicode MS" w:hAnsi="Arial Unicode MS" w:eastAsia="Arial Unicode MS"/>
-        <w:color w:val="66737A"/>
-        <w:sz w:val="16"/>
-      </w:rPr>
-      <w:t xml:space="preserve">施工查驗照片紀錄　｜　第 </w:t>
-      <w:fldChar w:fldCharType="begin"/>
-      <w:instrText xml:space="preserve"> PAGE </w:instrText>
-      <w:fldChar w:fldCharType="end"/>
-    </w:r>
-    <w:r>
-      <w:rPr>
-        <w:rFonts w:ascii="Arial Unicode MS" w:hAnsi="Arial Unicode MS" w:eastAsia="Arial Unicode MS"/>
-        <w:color w:val="66737A"/>
-        <w:sz w:val="16"/>
-      </w:rPr>
-      <w:t xml:space="preserve"> 頁</w:t>
-    </w:r>
-  </w:p>
-</w:ftr>
 </file>
 
 <file path=word/numbering.xml><?xml version="1.0" encoding="utf-8"?>
@@ -1345,11 +1257,6 @@
     <w:name w:val="Normal"/>
     <w:qFormat/>
     <w:rsid w:val="00FC693F"/>
-    <w:rPr>
-      <w:rFonts w:ascii="Arial Unicode MS" w:hAnsi="Arial Unicode MS" w:eastAsia="Arial Unicode MS"/>
-      <w:color w:val="000000"/>
-      <w:sz w:val="21"/>
-    </w:rPr>
   </w:style>
   <w:style w:type="paragraph" w:styleId="Header">
     <w:name w:val="header"/>
@@ -1692,12 +1599,15 @@
     <w:qFormat/>
     <w:rsid w:val="00FC693F"/>
     <w:pPr>
+      <w:pBdr>
+        <w:bottom w:val="single" w:sz="8" w:space="4" w:color="4F81BD" w:themeColor="accent1"/>
+      </w:pBdr>
       <w:spacing w:after="300" w:line="240" w:lineRule="auto"/>
       <w:contextualSpacing/>
     </w:pPr>
     <w:rPr>
-      <w:rFonts w:asciiTheme="majorHAnsi" w:eastAsiaTheme="majorEastAsia" w:hAnsiTheme="majorHAnsi" w:cstheme="majorBidi" w:ascii="Arial Unicode MS" w:hAnsi="Arial Unicode MS" w:eastAsia="Arial Unicode MS"/>
-      <w:color w:val="000000"/>
+      <w:rFonts w:asciiTheme="majorHAnsi" w:eastAsiaTheme="majorEastAsia" w:hAnsiTheme="majorHAnsi" w:cstheme="majorBidi"/>
+      <w:color w:val="17365D" w:themeColor="text2" w:themeShade="BF"/>
       <w:spacing w:val="5"/>
       <w:kern w:val="28"/>
       <w:sz w:val="52"/>

--- a/常見的AI應用/實戰範例/工程監造白板照片辨識/115.04.27前池第3單元頂版下層筋綁紮查驗_施工查驗照片紀錄.docx
+++ b/常見的AI應用/實戰範例/工程監造白板照片辨識/115.04.27前池第3單元頂版下層筋綁紮查驗_施工查驗照片紀錄.docx
@@ -133,7 +133,7 @@
                 <w:sz w:val="20"/>
                 <w:rFonts w:ascii="Arial Unicode MS" w:hAnsi="Arial Unicode MS" w:eastAsia="Arial Unicode MS" w:cs="Arial Unicode MS"/>
               </w:rPr>
-              <w:t>新北市塭仔圳塔寮坑溪南側低地排水設施新建工程</w:t>
+              <w:t>台南市排水設施新建工程</w:t>
             </w:r>
           </w:p>
         </w:tc>
